--- a/courts/seventh-circuit/wisconsin/state/supreme-court/petition-for-review/usage/OUTPUT-petition-for-review.docx
+++ b/courts/seventh-circuit/wisconsin/state/supreme-court/petition-for-review/usage/OUTPUT-petition-for-review.docx
@@ -488,9 +488,7 @@
               <w:t xml:space="preserve"> </w:t>
             </w:r>
             <w:r>
-              <w:t xml:space="preserve">251</w:t>
-              <w:noBreakHyphen/>
-              <w:t xml:space="preserve">0101</w:t>
+              <w:t xml:space="preserve">251-⁠0101</w:t>
             </w:r>
           </w:p>
           <w:p>
@@ -760,9 +758,7 @@
               <w:t xml:space="preserve"> </w:t>
             </w:r>
             <w:r>
-              <w:t xml:space="preserve">968</w:t>
-              <w:noBreakHyphen/>
-              <w:t xml:space="preserve">4490</w:t>
+              <w:t xml:space="preserve">968-⁠4490</w:t>
             </w:r>
           </w:p>
           <w:p>
@@ -9323,7 +9319,7 @@
     <w:qFormat/>
     <w:pPr>
       <w:keepLines/>
-      <w:spacing w:before="0" w:after="140" w:line="253" w:lineRule="exact"/>
+      <w:spacing w:before="23" w:after="140" w:line="253" w:lineRule="exact"/>
     </w:pPr>
     <w:rPr>
       <w:sz w:val="22"/>
